--- a/MyDocumentConverterMultiOSV10/samples/output/markdown/markdown/docx.docx
+++ b/MyDocumentConverterMultiOSV10/samples/output/markdown/markdown/docx.docx
@@ -114,7 +114,7 @@
       <w:r>
         <w:t xml:space="preserve">, 그리고 </w:t>
       </w:r>
-      <w:hyperlink w:history="1" r:id="rId3elyzlfoujtpwqlgyerub">
+      <w:hyperlink w:history="1" r:id="rId0i5vino5ytn5ej4ftctz8">
         <w:r>
           <w:rPr>
             <w:rStyle w:val="Hyperlink"/>
@@ -768,7 +768,7 @@
       <w:r>
         <w:t xml:space="preserve"> 자동 링크 </w:t>
       </w:r>
-      <w:hyperlink w:history="1" r:id="rIdq-tgildlihe0dnt1sighs">
+      <w:hyperlink w:history="1" r:id="rIdssiqbpkqxrcp9fxisajyu">
         <w:r>
           <w:rPr>
             <w:rStyle w:val="Hyperlink"/>
@@ -779,7 +779,7 @@
       <w:r>
         <w:t xml:space="preserve"> 와 </w:t>
       </w:r>
-      <w:hyperlink w:history="1" r:id="rIdchla7ihm4qvqo2iqmjk6i">
+      <w:hyperlink w:history="1" r:id="rId32sfkegsdckancumvj3qt">
         <w:r>
           <w:rPr>
             <w:rStyle w:val="Hyperlink"/>
